--- a/Docs/Project Tools.docx
+++ b/Docs/Project Tools.docx
@@ -19,24 +19,6 @@
           <w:szCs w:val="24"/>
         </w:rPr>
         <w:t>Project Tools:</w:t>
-      </w:r>
-    </w:p>
-    <w:p>
-      <w:pPr>
-        <w:pStyle w:val="NormalWeb"/>
-      </w:pPr>
-      <w:r>
-        <w:rPr>
-          <w:rStyle w:val="Strong"/>
-          <w:rFonts w:eastAsiaTheme="majorEastAsia"/>
-        </w:rPr>
-        <w:t>AWS S3 (Standard Tier)</w:t>
-      </w:r>
-      <w:r>
-        <w:t xml:space="preserve"> – Cloud storage for raw and processed weather data layers</w:t>
-      </w:r>
-      <w:r>
-        <w:t>.</w:t>
       </w:r>
     </w:p>
     <w:p>
@@ -81,13 +63,7 @@
         <w:t>R / RStudio</w:t>
       </w:r>
       <w:r>
-        <w:t xml:space="preserve"> – Data visualization and analysis of cleaned datasets using</w:t>
-      </w:r>
-      <w:r>
-        <w:t xml:space="preserve"> ggplot2</w:t>
-      </w:r>
-      <w:r>
-        <w:t>.</w:t>
+        <w:t xml:space="preserve"> – Data visualization and analysis of cleaned datasets using ggplot2.</w:t>
       </w:r>
     </w:p>
     <w:p>
